--- a/projects/valuepickr-open-screen/docs/Timex Group India Ltd.docx
+++ b/projects/valuepickr-open-screen/docs/Timex Group India Ltd.docx
@@ -1983,7 +1983,7 @@
         <w:spacing w:after="120" w:before="280"/>
       </w:pPr>
       <w:r>
-        <w:t xml:space="preserve">Ishmohit-Lens Checks (value chain · earnings quality · growth trajectory · management)</w:t>
+        <w:t xml:space="preserve">Ishmohit-Lens Checks (value chain · earnings quality · growth trajectory · management · quality metrics · track record · global-signal check)</w:t>
       </w:r>
     </w:p>
     <w:p>
@@ -2437,6 +2437,33 @@
                 <w:b/>
                 <w:bCs/>
               </w:rPr>
+              <w:t xml:space="preserve">Shareholder returns</w:t>
+            </w:r>
+          </w:p>
+        </w:tc>
+        <w:tc>
+          <w:tcPr>
+            <w:tcW w:type="dxa" w:w="5800"/>
+          </w:tcPr>
+          <w:p>
+            <w:r>
+              <w:t xml:space="preserve">—</w:t>
+            </w:r>
+          </w:p>
+        </w:tc>
+      </w:tr>
+      <w:tr>
+        <w:tc>
+          <w:tcPr>
+            <w:tcW w:type="dxa" w:w="3200"/>
+            <w:shd w:fill="F2F2F2" w:val="clear"/>
+          </w:tcPr>
+          <w:p>
+            <w:r>
+              <w:rPr>
+                <w:b/>
+                <w:bCs/>
+              </w:rPr>
               <w:t xml:space="preserve">Capability ladder / VAP</w:t>
             </w:r>
           </w:p>
@@ -2506,6 +2533,62 @@
           <w:szCs w:val="20"/>
         </w:rPr>
         <w:t xml:space="preserve">Satishwe (trusted, elevated-tier) posted detailed AGM/results notes twice (Aug 2025 and Aug 2026), most recently the 38th AGM highlights: 48% FY26 growth split half value/half volume, e-commerce now 40% of revenue (up from 5% four years ago, growing 90% YoY), trade channel 33% (+32%), OEM 15% (+43%). GurpreetSingh (Feb 2026) confirmed Q3 FY26 revenue +26% YoY, EBITDA +122% YoY, 9M revenue +40%, with Timex-branded products the fastest-growing at +52%. saranshbagdi (Jan 2026) flagged the promoter selling ~9% of holding (down to ~51%) since the 2020 Baupost Group acquisition of the global parent -- a monetization event to watch but not disqualifying given majority control is retained.</w:t>
+      </w:r>
+    </w:p>
+    <w:p>
+      <w:pPr>
+        <w:pStyle w:val="Heading1"/>
+        <w:spacing w:after="120" w:before="280"/>
+      </w:pPr>
+      <w:r>
+        <w:t xml:space="preserve">Trusted-User Signals (Ongoing)</w:t>
+      </w:r>
+    </w:p>
+    <w:p>
+      <w:pPr>
+        <w:spacing w:after="120"/>
+      </w:pPr>
+      <w:r>
+        <w:rPr>
+          <w:i/>
+          <w:iCs/>
+          <w:color w:val="666666"/>
+          <w:sz w:val="18"/>
+          <w:szCs w:val="18"/>
+        </w:rPr>
+        <w:t xml:space="preserve">Every time a trusted user expresses clear conviction on this stock, most recent first — this section accumulates over time, it isn't a one-time snapshot.</w:t>
+      </w:r>
+    </w:p>
+    <w:p>
+      <w:pPr>
+        <w:spacing w:after="100"/>
+      </w:pPr>
+      <w:r>
+        <w:rPr>
+          <w:b/>
+          <w:bCs/>
+          <w:sz w:val="20"/>
+          <w:szCs w:val="20"/>
+        </w:rPr>
+        <w:t xml:space="preserve">2026-09-02 — Vivek_6954</w:t>
+      </w:r>
+      <w:r>
+        <w:rPr>
+          <w:i/>
+          <w:iCs/>
+          <w:color w:val="666666"/>
+          <w:sz w:val="18"/>
+          <w:szCs w:val="18"/>
+        </w:rPr>
+        <w:t xml:space="preserve"> (Vivek Gautam Portfolio)</w:t>
+      </w:r>
+      <w:r>
+        <w:rPr>
+          <w:sz w:val="20"/>
+          <w:szCs w:val="20"/>
+        </w:rPr>
+        <w:br/>
+        <w:t xml:space="preserve">: "Timex Sh Piston GHFL Nuvama Nippo n Icici amc Uno Minda Acutaas Privi and more stocks have been holding for long time now n pyramiding as well on some triggers like good results" (post #1245)</w:t>
       </w:r>
     </w:p>
     <w:p>
@@ -2728,6 +2811,34 @@
           <w:szCs w:val="24"/>
         </w:rPr>
         <w:t xml:space="preserve">neither</w:t>
+      </w:r>
+    </w:p>
+    <w:p>
+      <w:pPr>
+        <w:spacing w:after="120"/>
+      </w:pPr>
+      <w:r>
+        <w:rPr>
+          <w:color w:val="666666"/>
+          <w:sz w:val="20"/>
+          <w:szCs w:val="20"/>
+        </w:rPr>
+        <w:t xml:space="preserve">4-box gate — tailwind: yes · TAM: weak · moat: no · valuation: no  (score 1.5 / 4)</w:t>
+      </w:r>
+    </w:p>
+    <w:p>
+      <w:pPr>
+        <w:spacing w:after="120"/>
+      </w:pPr>
+      <w:r>
+        <w:rPr>
+          <w:i/>
+          <w:iCs/>
+          <w:color w:val="666666"/>
+          <w:sz w:val="20"/>
+          <w:szCs w:val="20"/>
+        </w:rPr>
+        <w:t xml:space="preserve">earnings_quality confirms structural e-commerce mix-shift driver (tailwind=yes); value_chain explicit 'niche brand...rather than a structural moat'; market_expectation gap_direction=priced-in.</w:t>
       </w:r>
     </w:p>
     <w:p>
